--- a/list_templates/Teilnehmerliste.docx
+++ b/list_templates/Teilnehmerliste.docx
@@ -1,6 +1,6 @@
 
 <file path=word/document.xml><?xml version="1.0" encoding="utf-8"?>
-<w:document xmlns:wpc="http://schemas.microsoft.com/office/word/2010/wordprocessingCanvas" xmlns:cx="http://schemas.microsoft.com/office/drawing/2014/chartex" xmlns:cx1="http://schemas.microsoft.com/office/drawing/2015/9/8/chartex" xmlns:cx2="http://schemas.microsoft.com/office/drawing/2015/10/21/chartex" xmlns:cx3="http://schemas.microsoft.com/office/drawing/2016/5/9/chartex" xmlns:cx4="http://schemas.microsoft.com/office/drawing/2016/5/10/chartex" xmlns:cx5="http://schemas.microsoft.com/office/drawing/2016/5/11/chartex" xmlns:cx6="http://schemas.microsoft.com/office/drawing/2016/5/12/chartex" xmlns:cx7="http://schemas.microsoft.com/office/drawing/2016/5/13/chartex" xmlns:cx8="http://schemas.microsoft.com/office/drawing/2016/5/14/chartex" xmlns:mc="http://schemas.openxmlformats.org/markup-compatibility/2006" xmlns:aink="http://schemas.microsoft.com/office/drawing/2016/ink" xmlns:am3d="http://schemas.microsoft.com/office/drawing/2017/model3d" xmlns:o="urn:schemas-microsoft-com:office:office" xmlns:oel="http://schemas.microsoft.com/office/2019/extlst" xmlns:r="http://schemas.openxmlformats.org/officeDocument/2006/relationships" xmlns:m="http://schemas.openxmlformats.org/officeDocument/2006/math" xmlns:v="urn:schemas-microsoft-com:vml" xmlns:wp14="http://schemas.microsoft.com/office/word/2010/wordprocessingDrawing" xmlns:wp="http://schemas.openxmlformats.org/drawingml/2006/wordprocessingDrawing" xmlns:w10="urn:schemas-microsoft-com:office:word" xmlns:w="http://schemas.openxmlformats.org/wordprocessingml/2006/main" xmlns:w14="http://schemas.microsoft.com/office/word/2010/wordml" xmlns:w15="http://schemas.microsoft.com/office/word/2012/wordml" xmlns:w16cex="http://schemas.microsoft.com/office/word/2018/wordml/cex" xmlns:w16cid="http://schemas.microsoft.com/office/word/2016/wordml/cid" xmlns:w16="http://schemas.microsoft.com/office/word/2018/wordml" xmlns:w16sdtdh="http://schemas.microsoft.com/office/word/2020/wordml/sdtdatahash" xmlns:w16se="http://schemas.microsoft.com/office/word/2015/wordml/symex" xmlns:wpg="http://schemas.microsoft.com/office/word/2010/wordprocessingGroup" xmlns:wpi="http://schemas.microsoft.com/office/word/2010/wordprocessingInk" xmlns:wne="http://schemas.microsoft.com/office/word/2006/wordml" xmlns:wps="http://schemas.microsoft.com/office/word/2010/wordprocessingShape" mc:Ignorable="w14 w15 w16se w16cid w16 w16cex w16sdtdh wp14">
+<w:document xmlns:wpc="http://schemas.microsoft.com/office/word/2010/wordprocessingCanvas" xmlns:cx="http://schemas.microsoft.com/office/drawing/2014/chartex" xmlns:cx1="http://schemas.microsoft.com/office/drawing/2015/9/8/chartex" xmlns:cx2="http://schemas.microsoft.com/office/drawing/2015/10/21/chartex" xmlns:cx3="http://schemas.microsoft.com/office/drawing/2016/5/9/chartex" xmlns:cx4="http://schemas.microsoft.com/office/drawing/2016/5/10/chartex" xmlns:cx5="http://schemas.microsoft.com/office/drawing/2016/5/11/chartex" xmlns:cx6="http://schemas.microsoft.com/office/drawing/2016/5/12/chartex" xmlns:cx7="http://schemas.microsoft.com/office/drawing/2016/5/13/chartex" xmlns:cx8="http://schemas.microsoft.com/office/drawing/2016/5/14/chartex" xmlns:mc="http://schemas.openxmlformats.org/markup-compatibility/2006" xmlns:aink="http://schemas.microsoft.com/office/drawing/2016/ink" xmlns:am3d="http://schemas.microsoft.com/office/drawing/2017/model3d" xmlns:o="urn:schemas-microsoft-com:office:office" xmlns:oel="http://schemas.microsoft.com/office/2019/extlst" xmlns:r="http://schemas.openxmlformats.org/officeDocument/2006/relationships" xmlns:m="http://schemas.openxmlformats.org/officeDocument/2006/math" xmlns:v="urn:schemas-microsoft-com:vml" xmlns:wp14="http://schemas.microsoft.com/office/word/2010/wordprocessingDrawing" xmlns:wp="http://schemas.openxmlformats.org/drawingml/2006/wordprocessingDrawing" xmlns:w10="urn:schemas-microsoft-com:office:word" xmlns:w="http://schemas.openxmlformats.org/wordprocessingml/2006/main" xmlns:w14="http://schemas.microsoft.com/office/word/2010/wordml" xmlns:w15="http://schemas.microsoft.com/office/word/2012/wordml" xmlns:w16cex="http://schemas.microsoft.com/office/word/2018/wordml/cex" xmlns:w16cid="http://schemas.microsoft.com/office/word/2016/wordml/cid" xmlns:w16="http://schemas.microsoft.com/office/word/2018/wordml" xmlns:w16du="http://schemas.microsoft.com/office/word/2023/wordml/word16du" xmlns:w16sdtdh="http://schemas.microsoft.com/office/word/2020/wordml/sdtdatahash" xmlns:w16se="http://schemas.microsoft.com/office/word/2015/wordml/symex" xmlns:wpg="http://schemas.microsoft.com/office/word/2010/wordprocessingGroup" xmlns:wpi="http://schemas.microsoft.com/office/word/2010/wordprocessingInk" xmlns:wne="http://schemas.microsoft.com/office/word/2006/wordml" xmlns:wps="http://schemas.microsoft.com/office/word/2010/wordprocessingShape" mc:Ignorable="w14 w15 w16se w16cid w16 w16cex w16sdtdh w16du wp14">
   <w:body>
     <w:p>
       <w:pPr>
@@ -145,7 +145,7 @@
           <w:noProof/>
         </w:rPr>
         <w:drawing>
-          <wp:anchor distT="0" distB="0" distL="114300" distR="114300" simplePos="0" relativeHeight="251660288" behindDoc="0" locked="0" layoutInCell="1" allowOverlap="1" wp14:anchorId="75479013" wp14:editId="0111D050">
+          <wp:anchor distT="0" distB="0" distL="114300" distR="114300" simplePos="0" relativeHeight="251660288" behindDoc="0" locked="0" layoutInCell="1" allowOverlap="1" wp14:anchorId="75479013" wp14:editId="3593C59D">
             <wp:simplePos x="0" y="0"/>
             <wp:positionH relativeFrom="margin">
               <wp:align>center</wp:align>
@@ -481,7 +481,7 @@
       <w:tblPr>
         <w:tblStyle w:val="Tabellenraster"/>
         <w:tblpPr w:leftFromText="141" w:rightFromText="141" w:vertAnchor="text" w:horzAnchor="margin" w:tblpXSpec="center" w:tblpY="251"/>
-        <w:tblW w:w="15377" w:type="dxa"/>
+        <w:tblW w:w="15370" w:type="dxa"/>
         <w:tblLook w:val="04A0" w:firstRow="1" w:lastRow="0" w:firstColumn="1" w:lastColumn="0" w:noHBand="0" w:noVBand="1"/>
       </w:tblPr>
       <w:tblGrid>
@@ -493,9 +493,12 @@
         <w:gridCol w:w="2512"/>
         <w:gridCol w:w="759"/>
         <w:gridCol w:w="236"/>
-        <w:gridCol w:w="2083"/>
+        <w:gridCol w:w="2076"/>
       </w:tblGrid>
       <w:tr>
+        <w:trPr>
+          <w:trHeight w:val="397"/>
+        </w:trPr>
         <w:tc>
           <w:tcPr>
             <w:tcW w:w="439" w:type="dxa"/>
@@ -506,6 +509,7 @@
               <w:tabs>
                 <w:tab w:val="left" w:pos="3630"/>
               </w:tabs>
+              <w:spacing w:after="100" w:afterAutospacing="1"/>
               <w:ind w:left="0"/>
               <w:jc w:val="center"/>
               <w:rPr>
@@ -553,7 +557,7 @@
         </w:tc>
         <w:tc>
           <w:tcPr>
-            <w:tcW w:w="556" w:type="dxa"/>
+            <w:tcW w:w="553" w:type="dxa"/>
             <w:vAlign w:val="center"/>
           </w:tcPr>
           <w:p>
@@ -561,6 +565,7 @@
               <w:tabs>
                 <w:tab w:val="left" w:pos="3630"/>
               </w:tabs>
+              <w:spacing w:after="100" w:afterAutospacing="1"/>
               <w:ind w:left="0"/>
               <w:jc w:val="center"/>
               <w:rPr>
@@ -579,7 +584,7 @@
         </w:tc>
         <w:tc>
           <w:tcPr>
-            <w:tcW w:w="3041" w:type="dxa"/>
+            <w:tcW w:w="3008" w:type="dxa"/>
             <w:vAlign w:val="center"/>
           </w:tcPr>
           <w:p>
@@ -587,6 +592,7 @@
               <w:tabs>
                 <w:tab w:val="left" w:pos="3630"/>
               </w:tabs>
+              <w:spacing w:after="100" w:afterAutospacing="1"/>
               <w:ind w:left="0"/>
               <w:jc w:val="center"/>
               <w:rPr>
@@ -634,7 +640,7 @@
         </w:tc>
         <w:tc>
           <w:tcPr>
-            <w:tcW w:w="4715" w:type="dxa"/>
+            <w:tcW w:w="4654" w:type="dxa"/>
             <w:vAlign w:val="center"/>
           </w:tcPr>
           <w:p>
@@ -642,6 +648,7 @@
               <w:tabs>
                 <w:tab w:val="left" w:pos="3630"/>
               </w:tabs>
+              <w:spacing w:after="100" w:afterAutospacing="1"/>
               <w:ind w:left="0"/>
               <w:jc w:val="center"/>
               <w:rPr>
@@ -689,7 +696,7 @@
         </w:tc>
         <w:tc>
           <w:tcPr>
-            <w:tcW w:w="1134" w:type="dxa"/>
+            <w:tcW w:w="1133" w:type="dxa"/>
             <w:vAlign w:val="center"/>
           </w:tcPr>
           <w:p>
@@ -697,6 +704,7 @@
               <w:tabs>
                 <w:tab w:val="left" w:pos="3630"/>
               </w:tabs>
+              <w:spacing w:after="100" w:afterAutospacing="1"/>
               <w:ind w:left="0"/>
               <w:jc w:val="center"/>
               <w:rPr>
@@ -744,7 +752,7 @@
         </w:tc>
         <w:tc>
           <w:tcPr>
-            <w:tcW w:w="2542" w:type="dxa"/>
+            <w:tcW w:w="2512" w:type="dxa"/>
             <w:vAlign w:val="center"/>
           </w:tcPr>
           <w:p>
@@ -752,6 +760,7 @@
               <w:tabs>
                 <w:tab w:val="left" w:pos="3630"/>
               </w:tabs>
+              <w:spacing w:after="100" w:afterAutospacing="1"/>
               <w:ind w:left="0"/>
               <w:jc w:val="center"/>
               <w:rPr>
@@ -799,7 +808,7 @@
         </w:tc>
         <w:tc>
           <w:tcPr>
-            <w:tcW w:w="600" w:type="dxa"/>
+            <w:tcW w:w="759" w:type="dxa"/>
             <w:vAlign w:val="center"/>
           </w:tcPr>
           <w:p>
@@ -807,6 +816,7 @@
               <w:tabs>
                 <w:tab w:val="left" w:pos="3630"/>
               </w:tabs>
+              <w:spacing w:after="100" w:afterAutospacing="1"/>
               <w:ind w:left="0"/>
               <w:jc w:val="center"/>
               <w:rPr>
@@ -862,6 +872,7 @@
               <w:tabs>
                 <w:tab w:val="left" w:pos="3630"/>
               </w:tabs>
+              <w:spacing w:after="100" w:afterAutospacing="1"/>
               <w:ind w:left="0"/>
               <w:jc w:val="center"/>
               <w:rPr>
@@ -873,7 +884,7 @@
         </w:tc>
         <w:tc>
           <w:tcPr>
-            <w:tcW w:w="2114" w:type="dxa"/>
+            <w:tcW w:w="2076" w:type="dxa"/>
             <w:vAlign w:val="center"/>
           </w:tcPr>
           <w:p>
@@ -881,6 +892,7 @@
               <w:tabs>
                 <w:tab w:val="left" w:pos="3630"/>
               </w:tabs>
+              <w:spacing w:after="100" w:afterAutospacing="1"/>
               <w:ind w:left="0"/>
               <w:jc w:val="center"/>
               <w:rPr>
@@ -892,34 +904,6 @@
         </w:tc>
       </w:tr>
     </w:tbl>
-    <w:p>
-      <w:pPr>
-        <w:tabs>
-          <w:tab w:val="left" w:pos="3630"/>
-        </w:tabs>
-      </w:pPr>
-    </w:p>
-    <w:p>
-      <w:pPr>
-        <w:tabs>
-          <w:tab w:val="left" w:pos="3630"/>
-        </w:tabs>
-      </w:pPr>
-    </w:p>
-    <w:p>
-      <w:pPr>
-        <w:tabs>
-          <w:tab w:val="left" w:pos="3630"/>
-        </w:tabs>
-      </w:pPr>
-    </w:p>
-    <w:p>
-      <w:pPr>
-        <w:tabs>
-          <w:tab w:val="left" w:pos="3630"/>
-        </w:tabs>
-      </w:pPr>
-    </w:p>
     <w:p>
       <w:pPr>
         <w:spacing w:after="0"/>
@@ -981,7 +965,7 @@
 </file>
 
 <file path=word/styles.xml><?xml version="1.0" encoding="utf-8"?>
-<w:styles xmlns:mc="http://schemas.openxmlformats.org/markup-compatibility/2006" xmlns:r="http://schemas.openxmlformats.org/officeDocument/2006/relationships" xmlns:w="http://schemas.openxmlformats.org/wordprocessingml/2006/main" xmlns:w14="http://schemas.microsoft.com/office/word/2010/wordml" xmlns:w15="http://schemas.microsoft.com/office/word/2012/wordml" xmlns:w16cex="http://schemas.microsoft.com/office/word/2018/wordml/cex" xmlns:w16cid="http://schemas.microsoft.com/office/word/2016/wordml/cid" xmlns:w16="http://schemas.microsoft.com/office/word/2018/wordml" xmlns:w16sdtdh="http://schemas.microsoft.com/office/word/2020/wordml/sdtdatahash" xmlns:w16se="http://schemas.microsoft.com/office/word/2015/wordml/symex" mc:Ignorable="w14 w15 w16se w16cid w16 w16cex w16sdtdh">
+<w:styles xmlns:mc="http://schemas.openxmlformats.org/markup-compatibility/2006" xmlns:r="http://schemas.openxmlformats.org/officeDocument/2006/relationships" xmlns:w="http://schemas.openxmlformats.org/wordprocessingml/2006/main" xmlns:w14="http://schemas.microsoft.com/office/word/2010/wordml" xmlns:w15="http://schemas.microsoft.com/office/word/2012/wordml" xmlns:w16cex="http://schemas.microsoft.com/office/word/2018/wordml/cex" xmlns:w16cid="http://schemas.microsoft.com/office/word/2016/wordml/cid" xmlns:w16="http://schemas.microsoft.com/office/word/2018/wordml" xmlns:w16du="http://schemas.microsoft.com/office/word/2023/wordml/word16du" xmlns:w16sdtdh="http://schemas.microsoft.com/office/word/2020/wordml/sdtdatahash" xmlns:w16se="http://schemas.microsoft.com/office/word/2015/wordml/symex" mc:Ignorable="w14 w15 w16se w16cid w16 w16cex w16sdtdh w16du">
   <w:docDefaults>
     <w:rPrDefault>
       <w:rPr>
